--- a/mudança-logo.docx
+++ b/mudança-logo.docx
@@ -4,12 +4,26 @@
   <w:body>
     <w:p>
       <w:r>
-        <w:t xml:space="preserve">Em prol da divulgação da marca Rossel, e prevendo possíveis conflitos com nossos clientes PJ que conhecem a marca Interbrasil Distribuidora LTDA. Proponho no dia 12/09/2024 remover a Marca/Logo Interbrasil Distribuidora LTDA e todas as identificações da mesma, de nossa loja e-commerce e afins, e substituir </w:t>
+        <w:t>Em prol da divulgação da marca Rossel</w:t>
+      </w:r>
+      <w:r>
+        <w:t xml:space="preserve"> e outros</w:t>
       </w:r>
       <w:bookmarkStart w:id="0" w:name="_GoBack"/>
       <w:bookmarkEnd w:id="0"/>
       <w:r>
-        <w:t>pela marca Rossel.</w:t>
+        <w:t xml:space="preserve">, e prevendo possíveis conflitos com nossos clientes PJ que conhecem a marca Interbrasil Distribuidora LTDA. Proponho no dia 12/09/2024 remover a Marca/Logo Interbrasil Distribuidora LTDA e todas as identificações da mesma, de nossa loja e-commerce e afins, e substituir pela marca </w:t>
+      </w:r>
+      <w:r>
+        <w:t xml:space="preserve">Mega </w:t>
+      </w:r>
+      <w:proofErr w:type="spellStart"/>
+      <w:r>
+        <w:t>Tool’s</w:t>
+      </w:r>
+      <w:proofErr w:type="spellEnd"/>
+      <w:r>
+        <w:t>.</w:t>
       </w:r>
     </w:p>
     <w:sectPr>
@@ -337,6 +351,7 @@
     <w:lsdException w:name="HTML Sample" w:semiHidden="1" w:unhideWhenUsed="1"/>
     <w:lsdException w:name="HTML Typewriter" w:semiHidden="1" w:unhideWhenUsed="1"/>
     <w:lsdException w:name="HTML Variable" w:semiHidden="1" w:unhideWhenUsed="1"/>
+    <w:lsdException w:name="Normal Table" w:semiHidden="1" w:unhideWhenUsed="1"/>
     <w:lsdException w:name="annotation subject" w:semiHidden="1" w:unhideWhenUsed="1"/>
     <w:lsdException w:name="No List" w:semiHidden="1" w:unhideWhenUsed="1"/>
     <w:lsdException w:name="Outline List 1" w:semiHidden="1" w:unhideWhenUsed="1"/>
@@ -380,8 +395,10 @@
     <w:lsdException w:name="Table Elegant" w:semiHidden="1" w:unhideWhenUsed="1"/>
     <w:lsdException w:name="Table Professional" w:semiHidden="1" w:unhideWhenUsed="1"/>
     <w:lsdException w:name="Table Subtle 1" w:semiHidden="1" w:unhideWhenUsed="1"/>
+    <w:lsdException w:name="Table Subtle 2" w:semiHidden="1" w:unhideWhenUsed="1"/>
     <w:lsdException w:name="Table Web 1" w:semiHidden="1" w:unhideWhenUsed="1"/>
     <w:lsdException w:name="Table Web 2" w:semiHidden="1" w:unhideWhenUsed="1"/>
+    <w:lsdException w:name="Table Web 3" w:semiHidden="1" w:unhideWhenUsed="1"/>
     <w:lsdException w:name="Balloon Text" w:semiHidden="1" w:unhideWhenUsed="1"/>
     <w:lsdException w:name="Table Grid" w:uiPriority="39"/>
     <w:lsdException w:name="Table Theme" w:semiHidden="1" w:unhideWhenUsed="1"/>
